--- a/published/ai-organizations/03_strategic_modeling/05_action/study-guides/05_action-practice_quiz.docx
+++ b/published/ai-organizations/03_strategic_modeling/05_action/study-guides/05_action-practice_quiz.docx
@@ -4,7 +4,12 @@
   <w:body>
     <w:p>
       <w:r>
-        <w:t>Practice Quiz: Action</w:t>
+        <w:t>Practice Quiz: Strategic Modeling — Module 05: Action</w:t>
+      </w:r>
+    </w:p>
+    <w:p>
+      <w:r>
+        <w:t>Name : _ _ _  Date : _ _ _</w:t>
       </w:r>
     </w:p>
     <w:p>
@@ -14,98 +19,7 @@
     </w:p>
     <w:p>
       <w:r>
-        <w:t>What is the primary role of Action in Active Inference?</w:t>
-        <w:br/>
-        <w:t>A) To maximize reward</w:t>
-        <w:br/>
-        <w:t>B) To minimize variational free energy</w:t>
-        <w:br/>
-        <w:t>C) To increase entropy</w:t>
-        <w:br/>
-        <w:t>D) To eliminate the Markov Blanket</w:t>
-      </w:r>
-    </w:p>
-    <w:p>
-      <w:r>
-        <w:t>In Organizations, Action is best described as:</w:t>
-        <w:br/>
-        <w:t>A) A static property</w:t>
-        <w:br/>
-        <w:t>B) A dynamic process</w:t>
-        <w:br/>
-        <w:t>C) An external state</w:t>
-        <w:br/>
-        <w:t>D) A random variable</w:t>
-      </w:r>
-    </w:p>
-    <w:p>
-      <w:r>
-        <w:t>Which mathematical quantity is most central to Action?</w:t>
-        <w:br/>
-        <w:t>A) The Lagrangian</w:t>
-        <w:br/>
-        <w:t>B) The expected free energy</w:t>
-        <w:br/>
-        <w:t>C) The surprisal</w:t>
-        <w:br/>
-        <w:t>D) The precision</w:t>
-      </w:r>
-    </w:p>
-    <w:p>
-      <w:r>
-        <w:t>How does Action relate to the concept of the Generative Model?</w:t>
-        <w:br/>
-        <w:t>A) It is separate from the model</w:t>
-        <w:br/>
-        <w:t>B) It is a component of the model</w:t>
-        <w:br/>
-        <w:t>C) It destroys the model</w:t>
-        <w:br/>
-        <w:t>D) It is only relevant for the environment</w:t>
-      </w:r>
-    </w:p>
-    <w:p>
-      <w:r>
-        <w:t>A failure in Action would likely result in:</w:t>
-        <w:br/>
-        <w:t>A) Perfect prediction</w:t>
-        <w:br/>
-        <w:t>B) Generalized surprise</w:t>
-        <w:br/>
-        <w:t>C) Immediate death of the agent</w:t>
-        <w:br/>
-        <w:t>D) Zero entropy</w:t>
-      </w:r>
-    </w:p>
-    <w:p>
-      <w:r>
-        <w:t>Which scale is most relevant for analyzing Action in this course?</w:t>
-        <w:br/>
-        <w:t>A) Quantum</w:t>
-        <w:br/>
-        <w:t>B) Neural</w:t>
-        <w:br/>
-        <w:t>C) Social</w:t>
-        <w:br/>
-        <w:t>D) All of the above</w:t>
-      </w:r>
-    </w:p>
-    <w:p>
-      <w:r>
-        <w:t>Action connects directly to which other component?</w:t>
-        <w:br/>
-        <w:t>A) The step before it</w:t>
-        <w:br/>
-        <w:t>B) The step after it</w:t>
-        <w:br/>
-        <w:t>C) Both A and B</w:t>
-        <w:br/>
-        <w:t>D) None of the above</w:t>
-      </w:r>
-    </w:p>
-    <w:p>
-      <w:r>
-        <w:t>Part B: Short Answer</w:t>
+        <w:t>Amazon's "flywheel" is an example of: A) A shipping process B) A strategic commitment using irreversible infrastructure investment that creates self-reinforcing competitive advantage C) A cost-cutting initiative D) An advertising campaign  First-mover advantage is strongest when: A) Markets are mature B) Switching costs are high and network effects are strong C) Products are commodities D) Markets are well-understood  Strategic retreat (exiting a market) is: A) Always a sign of failure B) Sometimes the best strategic move — redirecting resources from high-free-energy positions to more favorable ones C) Illegal D) Easy to decide  "Burning the boats" works strategically because: A) It eliminates naval competition B) It credibly signals commitment, changing competitors' inference about your likely behavior C) It's dramatic D) It reduces costs  Market creation (Blue Ocean Strategy) targets: A) Existing customers B) Uncontested market space where competition is irrelevant C) The cheapest market D) Competitor customers only  Competitive dynamics describe: A) Static positions B) How firms' actions and reactions shape market evolution over time C) Team dynamics D) Market regulations  The exploration-exploitation balance should shift toward exploration when: A) The industry is mature and stable B) The industry is disrupted and current models may be obsolete C) Profits are strong D) Markets are efficient    Part B: Short Analysis</w:t>
       </w:r>
     </w:p>
     <w:sectPr>
